--- a/docs/SECRETARIAT-COURRIER.docx
+++ b/docs/SECRETARIAT-COURRIER.docx
@@ -4726,7 +4726,408 @@
         <w:pStyle w:val="Heading1"/>
       </w:pPr>
       <w:r>
-        <w:t xml:space="preserve">9. Points à confirmer</w:t>
+        <w:t xml:space="preserve">9. Boîtes surveillées et conservation (confirmé)</w:t>
+      </w:r>
+    </w:p>
+    <w:tbl>
+      <w:tblPr>
+        <w:tblW w:type="dxa" w:w="9638"/>
+        <w:tblBorders>
+          <w:top w:val="single" w:color="auto" w:sz="4"/>
+          <w:left w:val="single" w:color="auto" w:sz="4"/>
+          <w:bottom w:val="single" w:color="auto" w:sz="4"/>
+          <w:right w:val="single" w:color="auto" w:sz="4"/>
+          <w:insideH w:val="single" w:color="auto" w:sz="4"/>
+          <w:insideV w:val="single" w:color="auto" w:sz="4"/>
+        </w:tblBorders>
+      </w:tblPr>
+      <w:tblGrid>
+        <w:gridCol w:w="4819"/>
+        <w:gridCol w:w="4819"/>
+      </w:tblGrid>
+      <w:tr>
+        <w:trPr>
+          <w:tblHeader/>
+        </w:trPr>
+        <w:tc>
+          <w:tcPr>
+            <w:tcW w:type="dxa" w:w="4819"/>
+            <w:tcBorders>
+              <w:top w:val="single" w:color="999999" w:sz="4"/>
+              <w:left w:val="single" w:color="999999" w:sz="4"/>
+              <w:bottom w:val="single" w:color="999999" w:sz="4"/>
+              <w:right w:val="single" w:color="999999" w:sz="4"/>
+            </w:tcBorders>
+            <w:shd w:fill="1F3A5F" w:color="auto" w:val="clear"/>
+            <w:tcMar>
+              <w:top w:type="dxa" w:w="60"/>
+              <w:left w:type="dxa" w:w="100"/>
+              <w:bottom w:type="dxa" w:w="60"/>
+              <w:right w:type="dxa" w:w="100"/>
+            </w:tcMar>
+          </w:tcPr>
+          <w:p>
+            <w:r>
+              <w:rPr>
+                <w:b/>
+                <w:bCs/>
+                <w:color w:val="FFFFFF"/>
+                <w:sz w:val="18"/>
+                <w:szCs w:val="18"/>
+              </w:rPr>
+              <w:t xml:space="preserve">Boîte</w:t>
+            </w:r>
+          </w:p>
+        </w:tc>
+        <w:tc>
+          <w:tcPr>
+            <w:tcW w:type="dxa" w:w="4819"/>
+            <w:tcBorders>
+              <w:top w:val="single" w:color="999999" w:sz="4"/>
+              <w:left w:val="single" w:color="999999" w:sz="4"/>
+              <w:bottom w:val="single" w:color="999999" w:sz="4"/>
+              <w:right w:val="single" w:color="999999" w:sz="4"/>
+            </w:tcBorders>
+            <w:shd w:fill="1F3A5F" w:color="auto" w:val="clear"/>
+            <w:tcMar>
+              <w:top w:type="dxa" w:w="60"/>
+              <w:left w:type="dxa" w:w="100"/>
+              <w:bottom w:type="dxa" w:w="60"/>
+              <w:right w:type="dxa" w:w="100"/>
+            </w:tcMar>
+          </w:tcPr>
+          <w:p>
+            <w:r>
+              <w:rPr>
+                <w:b/>
+                <w:bCs/>
+                <w:color w:val="FFFFFF"/>
+                <w:sz w:val="18"/>
+                <w:szCs w:val="18"/>
+              </w:rPr>
+              <w:t xml:space="preserve">Titulaire</w:t>
+            </w:r>
+          </w:p>
+        </w:tc>
+      </w:tr>
+      <w:tr>
+        <w:trPr>
+          <w:tblHeader w:val="false"/>
+        </w:trPr>
+        <w:tc>
+          <w:tcPr>
+            <w:tcW w:type="dxa" w:w="4819"/>
+            <w:tcBorders>
+              <w:top w:val="single" w:color="999999" w:sz="4"/>
+              <w:left w:val="single" w:color="999999" w:sz="4"/>
+              <w:bottom w:val="single" w:color="999999" w:sz="4"/>
+              <w:right w:val="single" w:color="999999" w:sz="4"/>
+            </w:tcBorders>
+            <w:tcMar>
+              <w:top w:type="dxa" w:w="60"/>
+              <w:left w:type="dxa" w:w="100"/>
+              <w:bottom w:type="dxa" w:w="60"/>
+              <w:right w:type="dxa" w:w="100"/>
+            </w:tcMar>
+          </w:tcPr>
+          <w:p>
+            <w:r>
+              <w:rPr>
+                <w:sz w:val="18"/>
+                <w:szCs w:val="18"/>
+              </w:rPr>
+              <w:t xml:space="preserve">contact@foga-tech.com</w:t>
+            </w:r>
+          </w:p>
+        </w:tc>
+        <w:tc>
+          <w:tcPr>
+            <w:tcW w:type="dxa" w:w="4819"/>
+            <w:tcBorders>
+              <w:top w:val="single" w:color="999999" w:sz="4"/>
+              <w:left w:val="single" w:color="999999" w:sz="4"/>
+              <w:bottom w:val="single" w:color="999999" w:sz="4"/>
+              <w:right w:val="single" w:color="999999" w:sz="4"/>
+            </w:tcBorders>
+            <w:tcMar>
+              <w:top w:type="dxa" w:w="60"/>
+              <w:left w:type="dxa" w:w="100"/>
+              <w:bottom w:type="dxa" w:w="60"/>
+              <w:right w:type="dxa" w:w="100"/>
+            </w:tcMar>
+          </w:tcPr>
+          <w:p>
+            <w:r>
+              <w:rPr>
+                <w:sz w:val="18"/>
+                <w:szCs w:val="18"/>
+              </w:rPr>
+              <w:t xml:space="preserve">Secrétariat</w:t>
+            </w:r>
+          </w:p>
+        </w:tc>
+      </w:tr>
+      <w:tr>
+        <w:trPr>
+          <w:tblHeader w:val="false"/>
+        </w:trPr>
+        <w:tc>
+          <w:tcPr>
+            <w:tcW w:type="dxa" w:w="4819"/>
+            <w:tcBorders>
+              <w:top w:val="single" w:color="999999" w:sz="4"/>
+              <w:left w:val="single" w:color="999999" w:sz="4"/>
+              <w:bottom w:val="single" w:color="999999" w:sz="4"/>
+              <w:right w:val="single" w:color="999999" w:sz="4"/>
+            </w:tcBorders>
+            <w:tcMar>
+              <w:top w:type="dxa" w:w="60"/>
+              <w:left w:type="dxa" w:w="100"/>
+              <w:bottom w:type="dxa" w:w="60"/>
+              <w:right w:type="dxa" w:w="100"/>
+            </w:tcMar>
+          </w:tcPr>
+          <w:p>
+            <w:r>
+              <w:rPr>
+                <w:sz w:val="18"/>
+                <w:szCs w:val="18"/>
+              </w:rPr>
+              <w:t xml:space="preserve">cyril.nsaha@foga-tech.com</w:t>
+            </w:r>
+          </w:p>
+        </w:tc>
+        <w:tc>
+          <w:tcPr>
+            <w:tcW w:type="dxa" w:w="4819"/>
+            <w:tcBorders>
+              <w:top w:val="single" w:color="999999" w:sz="4"/>
+              <w:left w:val="single" w:color="999999" w:sz="4"/>
+              <w:bottom w:val="single" w:color="999999" w:sz="4"/>
+              <w:right w:val="single" w:color="999999" w:sz="4"/>
+            </w:tcBorders>
+            <w:tcMar>
+              <w:top w:type="dxa" w:w="60"/>
+              <w:left w:type="dxa" w:w="100"/>
+              <w:bottom w:type="dxa" w:w="60"/>
+              <w:right w:type="dxa" w:w="100"/>
+            </w:tcMar>
+          </w:tcPr>
+          <w:p>
+            <w:r>
+              <w:rPr>
+                <w:sz w:val="18"/>
+                <w:szCs w:val="18"/>
+              </w:rPr>
+              <w:t xml:space="preserve">Directeur général</w:t>
+            </w:r>
+          </w:p>
+        </w:tc>
+      </w:tr>
+      <w:tr>
+        <w:trPr>
+          <w:tblHeader w:val="false"/>
+        </w:trPr>
+        <w:tc>
+          <w:tcPr>
+            <w:tcW w:type="dxa" w:w="4819"/>
+            <w:tcBorders>
+              <w:top w:val="single" w:color="999999" w:sz="4"/>
+              <w:left w:val="single" w:color="999999" w:sz="4"/>
+              <w:bottom w:val="single" w:color="999999" w:sz="4"/>
+              <w:right w:val="single" w:color="999999" w:sz="4"/>
+            </w:tcBorders>
+            <w:tcMar>
+              <w:top w:type="dxa" w:w="60"/>
+              <w:left w:type="dxa" w:w="100"/>
+              <w:bottom w:type="dxa" w:w="60"/>
+              <w:right w:type="dxa" w:w="100"/>
+            </w:tcMar>
+          </w:tcPr>
+          <w:p>
+            <w:r>
+              <w:rPr>
+                <w:sz w:val="18"/>
+                <w:szCs w:val="18"/>
+              </w:rPr>
+              <w:t xml:space="preserve">prince.ngoulou@foga-tech.com</w:t>
+            </w:r>
+          </w:p>
+        </w:tc>
+        <w:tc>
+          <w:tcPr>
+            <w:tcW w:type="dxa" w:w="4819"/>
+            <w:tcBorders>
+              <w:top w:val="single" w:color="999999" w:sz="4"/>
+              <w:left w:val="single" w:color="999999" w:sz="4"/>
+              <w:bottom w:val="single" w:color="999999" w:sz="4"/>
+              <w:right w:val="single" w:color="999999" w:sz="4"/>
+            </w:tcBorders>
+            <w:tcMar>
+              <w:top w:type="dxa" w:w="60"/>
+              <w:left w:type="dxa" w:w="100"/>
+              <w:bottom w:type="dxa" w:w="60"/>
+              <w:right w:type="dxa" w:w="100"/>
+            </w:tcMar>
+          </w:tcPr>
+          <w:p>
+            <w:r>
+              <w:rPr>
+                <w:sz w:val="18"/>
+                <w:szCs w:val="18"/>
+              </w:rPr>
+              <w:t xml:space="preserve">Directeur général adjoint</w:t>
+            </w:r>
+          </w:p>
+        </w:tc>
+      </w:tr>
+      <w:tr>
+        <w:trPr>
+          <w:tblHeader w:val="false"/>
+        </w:trPr>
+        <w:tc>
+          <w:tcPr>
+            <w:tcW w:type="dxa" w:w="4819"/>
+            <w:tcBorders>
+              <w:top w:val="single" w:color="999999" w:sz="4"/>
+              <w:left w:val="single" w:color="999999" w:sz="4"/>
+              <w:bottom w:val="single" w:color="999999" w:sz="4"/>
+              <w:right w:val="single" w:color="999999" w:sz="4"/>
+            </w:tcBorders>
+            <w:tcMar>
+              <w:top w:type="dxa" w:w="60"/>
+              <w:left w:type="dxa" w:w="100"/>
+              <w:bottom w:type="dxa" w:w="60"/>
+              <w:right w:type="dxa" w:w="100"/>
+            </w:tcMar>
+          </w:tcPr>
+          <w:p>
+            <w:r>
+              <w:rPr>
+                <w:sz w:val="18"/>
+                <w:szCs w:val="18"/>
+              </w:rPr>
+              <w:t xml:space="preserve">fogat.technology@gmail.com</w:t>
+            </w:r>
+          </w:p>
+        </w:tc>
+        <w:tc>
+          <w:tcPr>
+            <w:tcW w:type="dxa" w:w="4819"/>
+            <w:tcBorders>
+              <w:top w:val="single" w:color="999999" w:sz="4"/>
+              <w:left w:val="single" w:color="999999" w:sz="4"/>
+              <w:bottom w:val="single" w:color="999999" w:sz="4"/>
+              <w:right w:val="single" w:color="999999" w:sz="4"/>
+            </w:tcBorders>
+            <w:tcMar>
+              <w:top w:type="dxa" w:w="60"/>
+              <w:left w:type="dxa" w:w="100"/>
+              <w:bottom w:type="dxa" w:w="60"/>
+              <w:right w:type="dxa" w:w="100"/>
+            </w:tcMar>
+          </w:tcPr>
+          <w:p>
+            <w:r>
+              <w:rPr>
+                <w:sz w:val="18"/>
+                <w:szCs w:val="18"/>
+              </w:rPr>
+              <w:t xml:space="preserve">Directeur général</w:t>
+            </w:r>
+          </w:p>
+        </w:tc>
+      </w:tr>
+      <w:tr>
+        <w:trPr>
+          <w:tblHeader w:val="false"/>
+        </w:trPr>
+        <w:tc>
+          <w:tcPr>
+            <w:tcW w:type="dxa" w:w="4819"/>
+            <w:tcBorders>
+              <w:top w:val="single" w:color="999999" w:sz="4"/>
+              <w:left w:val="single" w:color="999999" w:sz="4"/>
+              <w:bottom w:val="single" w:color="999999" w:sz="4"/>
+              <w:right w:val="single" w:color="999999" w:sz="4"/>
+            </w:tcBorders>
+            <w:tcMar>
+              <w:top w:type="dxa" w:w="60"/>
+              <w:left w:type="dxa" w:w="100"/>
+              <w:bottom w:type="dxa" w:w="60"/>
+              <w:right w:type="dxa" w:w="100"/>
+            </w:tcMar>
+          </w:tcPr>
+          <w:p>
+            <w:r>
+              <w:rPr>
+                <w:sz w:val="18"/>
+                <w:szCs w:val="18"/>
+              </w:rPr>
+              <w:t xml:space="preserve">ngoulounoe5@gmail.com</w:t>
+            </w:r>
+          </w:p>
+        </w:tc>
+        <w:tc>
+          <w:tcPr>
+            <w:tcW w:type="dxa" w:w="4819"/>
+            <w:tcBorders>
+              <w:top w:val="single" w:color="999999" w:sz="4"/>
+              <w:left w:val="single" w:color="999999" w:sz="4"/>
+              <w:bottom w:val="single" w:color="999999" w:sz="4"/>
+              <w:right w:val="single" w:color="999999" w:sz="4"/>
+            </w:tcBorders>
+            <w:tcMar>
+              <w:top w:type="dxa" w:w="60"/>
+              <w:left w:type="dxa" w:w="100"/>
+              <w:bottom w:type="dxa" w:w="60"/>
+              <w:right w:type="dxa" w:w="100"/>
+            </w:tcMar>
+          </w:tcPr>
+          <w:p>
+            <w:r>
+              <w:rPr>
+                <w:sz w:val="18"/>
+                <w:szCs w:val="18"/>
+              </w:rPr>
+              <w:t xml:space="preserve">Directeur général adjoint</w:t>
+            </w:r>
+          </w:p>
+        </w:tc>
+      </w:tr>
+    </w:tbl>
+    <w:p/>
+    <w:p>
+      <w:pPr>
+        <w:spacing w:after="120"/>
+      </w:pPr>
+      <w:r>
+        <w:t xml:space="preserve">Conservation : 3 ans (durée légale indiquée par la Direction) ; point de départ à confirmer ; ne pas détruire un dossier de chantier ou de garantie sans accord écrit.</w:t>
+      </w:r>
+    </w:p>
+    <w:p>
+      <w:pPr>
+        <w:spacing w:after="120"/>
+      </w:pPr>
+      <w:r>
+        <w:t xml:space="preserve">Conséquence technique : le domaine </w:t>
+      </w:r>
+      <w:r>
+        <w:rPr>
+          <w:rFonts w:ascii="Consolas" w:cs="Consolas" w:eastAsia="Consolas" w:hAnsi="Consolas"/>
+        </w:rPr>
+        <w:t xml:space="preserve">foga-tech.com</w:t>
+      </w:r>
+      <w:r>
+        <w:t xml:space="preserve"> (Hostinger, IMAP/SMTP) et les boîtes Gmail (API Google) sont deux connecteurs différents dans n8n ; le workflow W1 est donc doublé, avec le même enregistrement en aval.</w:t>
+      </w:r>
+    </w:p>
+    <w:p>
+      <w:pPr>
+        <w:pStyle w:val="Heading1"/>
+      </w:pPr>
+      <w:r>
+        <w:t xml:space="preserve">10. Points encore à confirmer</w:t>
       </w:r>
     </w:p>
     <w:p>
@@ -4738,16 +5139,7 @@
         </w:numPr>
       </w:pPr>
       <w:r>
-        <w:t xml:space="preserve">Boîtes mail de l'entreprise et des dirigeants : Gmail, Outlook ou Hostinger (le dépôt utilise le SMTP Hostinger pour </w:t>
-      </w:r>
-      <w:r>
-        <w:rPr>
-          <w:rFonts w:ascii="Consolas" w:cs="Consolas" w:eastAsia="Consolas" w:hAnsi="Consolas"/>
-        </w:rPr>
-        <w:t xml:space="preserve">contact@foga-tech.com</w:t>
-      </w:r>
-      <w:r>
-        <w:t xml:space="preserve">) ?</w:t>
+        <w:t xml:space="preserve">Accusés de réception : brouillon validé par le secrétariat (recommandé) ou envoi automatique ?</w:t>
       </w:r>
     </w:p>
     <w:p>
@@ -4759,7 +5151,7 @@
         </w:numPr>
       </w:pPr>
       <w:r>
-        <w:t xml:space="preserve">Accusés de réception : brouillon validé (recommandé) ou envoi automatique ?</w:t>
+        <w:t xml:space="preserve">NocoDB et n8n sur le VPS : confirmés ?</w:t>
       </w:r>
     </w:p>
     <w:p>
@@ -4771,7 +5163,7 @@
         </w:numPr>
       </w:pPr>
       <w:r>
-        <w:t xml:space="preserve">NocoDB et n8n sur le VPS : confirmés ?</w:t>
+        <w:t xml:space="preserve">Canal d'alerte des dirigeants : WhatsApp, mail, ou les deux ? Et dirigeant référent pour chacun des 8 secteurs ?</w:t>
       </w:r>
     </w:p>
     <w:p>
@@ -4783,19 +5175,25 @@
         </w:numPr>
       </w:pPr>
       <w:r>
-        <w:t xml:space="preserve">Qui est dirigeant référent pour chaque secteur 1 à 8, et par quel canal sont-ils alertés (WhatsApp, mail, les deux) ?</w:t>
-      </w:r>
-    </w:p>
-    <w:p>
-      <w:pPr>
-        <w:pStyle w:val="ListParagraph"/>
-        <w:numPr>
-          <w:ilvl w:val="0"/>
-          <w:numId w:val="3"/>
-        </w:numPr>
-      </w:pPr>
-      <w:r>
-        <w:t xml:space="preserve">Durée de conservation des courriers physiques et numériques à appliquer (à valider avec la comptabilité et le conseil juridique).</w:t>
+        <w:t xml:space="preserve">Le directeur général a deux adresses (</w:t>
+      </w:r>
+      <w:r>
+        <w:rPr>
+          <w:rFonts w:ascii="Consolas" w:cs="Consolas" w:eastAsia="Consolas" w:hAnsi="Consolas"/>
+        </w:rPr>
+        <w:t xml:space="preserve">fogat.technology@gmail.com</w:t>
+      </w:r>
+      <w:r>
+        <w:t xml:space="preserve"> et </w:t>
+      </w:r>
+      <w:r>
+        <w:rPr>
+          <w:rFonts w:ascii="Consolas" w:cs="Consolas" w:eastAsia="Consolas" w:hAnsi="Consolas"/>
+        </w:rPr>
+        <w:t xml:space="preserve">cyril.nsaha@foga-tech.com</w:t>
+      </w:r>
+      <w:r>
+        <w:t xml:space="preserve">), de même pour l'adjoint : s'agit-il des mêmes personnes ?</w:t>
       </w:r>
     </w:p>
     <w:sectPr>
@@ -5145,6 +5543,582 @@
     </w:lvl>
   </w:abstractNum>
   <w:abstractNum w:abstractNumId="14" w15:restartNumberingAfterBreak="0">
+    <w:multiLevelType w:val="hybridMultilevel"/>
+    <w:lvl w:ilvl="0" w15:tentative="1">
+      <w:start w:val="1"/>
+      <w:numFmt w:val="decimal"/>
+      <w:lvlText w:val="%1."/>
+      <w:lvlJc w:val="left"/>
+      <w:pPr>
+        <w:ind w:left="540" w:hanging="360"/>
+      </w:pPr>
+    </w:lvl>
+  </w:abstractNum>
+  <w:abstractNum w:abstractNumId="15" w15:restartNumberingAfterBreak="0">
+    <w:multiLevelType w:val="hybridMultilevel"/>
+    <w:lvl w:ilvl="0" w15:tentative="1">
+      <w:start w:val="1"/>
+      <w:numFmt w:val="decimal"/>
+      <w:lvlText w:val="%1."/>
+      <w:lvlJc w:val="left"/>
+      <w:pPr>
+        <w:ind w:left="540" w:hanging="360"/>
+      </w:pPr>
+    </w:lvl>
+  </w:abstractNum>
+  <w:abstractNum w:abstractNumId="16" w15:restartNumberingAfterBreak="0">
+    <w:multiLevelType w:val="hybridMultilevel"/>
+    <w:lvl w:ilvl="0" w15:tentative="1">
+      <w:start w:val="1"/>
+      <w:numFmt w:val="decimal"/>
+      <w:lvlText w:val="%1."/>
+      <w:lvlJc w:val="left"/>
+      <w:pPr>
+        <w:ind w:left="540" w:hanging="360"/>
+      </w:pPr>
+    </w:lvl>
+  </w:abstractNum>
+  <w:abstractNum w:abstractNumId="17" w15:restartNumberingAfterBreak="0">
+    <w:multiLevelType w:val="hybridMultilevel"/>
+    <w:lvl w:ilvl="0" w15:tentative="1">
+      <w:start w:val="1"/>
+      <w:numFmt w:val="decimal"/>
+      <w:lvlText w:val="%1."/>
+      <w:lvlJc w:val="left"/>
+      <w:pPr>
+        <w:ind w:left="540" w:hanging="360"/>
+      </w:pPr>
+    </w:lvl>
+  </w:abstractNum>
+  <w:abstractNum w:abstractNumId="18" w15:restartNumberingAfterBreak="0">
+    <w:multiLevelType w:val="hybridMultilevel"/>
+    <w:lvl w:ilvl="0" w15:tentative="1">
+      <w:start w:val="1"/>
+      <w:numFmt w:val="decimal"/>
+      <w:lvlText w:val="%1."/>
+      <w:lvlJc w:val="left"/>
+      <w:pPr>
+        <w:ind w:left="540" w:hanging="360"/>
+      </w:pPr>
+    </w:lvl>
+  </w:abstractNum>
+  <w:abstractNum w:abstractNumId="19" w15:restartNumberingAfterBreak="0">
+    <w:multiLevelType w:val="hybridMultilevel"/>
+    <w:lvl w:ilvl="0" w15:tentative="1">
+      <w:start w:val="1"/>
+      <w:numFmt w:val="decimal"/>
+      <w:lvlText w:val="%1."/>
+      <w:lvlJc w:val="left"/>
+      <w:pPr>
+        <w:ind w:left="540" w:hanging="360"/>
+      </w:pPr>
+    </w:lvl>
+  </w:abstractNum>
+  <w:abstractNum w:abstractNumId="20" w15:restartNumberingAfterBreak="0">
+    <w:multiLevelType w:val="hybridMultilevel"/>
+    <w:lvl w:ilvl="0" w15:tentative="1">
+      <w:start w:val="1"/>
+      <w:numFmt w:val="decimal"/>
+      <w:lvlText w:val="%1."/>
+      <w:lvlJc w:val="left"/>
+      <w:pPr>
+        <w:ind w:left="540" w:hanging="360"/>
+      </w:pPr>
+    </w:lvl>
+  </w:abstractNum>
+  <w:abstractNum w:abstractNumId="21" w15:restartNumberingAfterBreak="0">
+    <w:multiLevelType w:val="hybridMultilevel"/>
+    <w:lvl w:ilvl="0" w15:tentative="1">
+      <w:start w:val="1"/>
+      <w:numFmt w:val="decimal"/>
+      <w:lvlText w:val="%1."/>
+      <w:lvlJc w:val="left"/>
+      <w:pPr>
+        <w:ind w:left="540" w:hanging="360"/>
+      </w:pPr>
+    </w:lvl>
+  </w:abstractNum>
+  <w:abstractNum w:abstractNumId="22" w15:restartNumberingAfterBreak="0">
+    <w:multiLevelType w:val="hybridMultilevel"/>
+    <w:lvl w:ilvl="0" w15:tentative="1">
+      <w:start w:val="1"/>
+      <w:numFmt w:val="decimal"/>
+      <w:lvlText w:val="%1."/>
+      <w:lvlJc w:val="left"/>
+      <w:pPr>
+        <w:ind w:left="540" w:hanging="360"/>
+      </w:pPr>
+    </w:lvl>
+  </w:abstractNum>
+  <w:abstractNum w:abstractNumId="23" w15:restartNumberingAfterBreak="0">
+    <w:multiLevelType w:val="hybridMultilevel"/>
+    <w:lvl w:ilvl="0" w15:tentative="1">
+      <w:start w:val="1"/>
+      <w:numFmt w:val="decimal"/>
+      <w:lvlText w:val="%1."/>
+      <w:lvlJc w:val="left"/>
+      <w:pPr>
+        <w:ind w:left="540" w:hanging="360"/>
+      </w:pPr>
+    </w:lvl>
+  </w:abstractNum>
+  <w:abstractNum w:abstractNumId="24" w15:restartNumberingAfterBreak="0">
+    <w:multiLevelType w:val="hybridMultilevel"/>
+    <w:lvl w:ilvl="0" w15:tentative="1">
+      <w:start w:val="1"/>
+      <w:numFmt w:val="decimal"/>
+      <w:lvlText w:val="%1."/>
+      <w:lvlJc w:val="left"/>
+      <w:pPr>
+        <w:ind w:left="540" w:hanging="360"/>
+      </w:pPr>
+    </w:lvl>
+  </w:abstractNum>
+  <w:abstractNum w:abstractNumId="25" w15:restartNumberingAfterBreak="0">
+    <w:multiLevelType w:val="hybridMultilevel"/>
+    <w:lvl w:ilvl="0" w15:tentative="1">
+      <w:start w:val="1"/>
+      <w:numFmt w:val="decimal"/>
+      <w:lvlText w:val="%1."/>
+      <w:lvlJc w:val="left"/>
+      <w:pPr>
+        <w:ind w:left="540" w:hanging="360"/>
+      </w:pPr>
+    </w:lvl>
+  </w:abstractNum>
+  <w:abstractNum w:abstractNumId="26" w15:restartNumberingAfterBreak="0">
+    <w:multiLevelType w:val="hybridMultilevel"/>
+    <w:lvl w:ilvl="0" w15:tentative="1">
+      <w:start w:val="1"/>
+      <w:numFmt w:val="decimal"/>
+      <w:lvlText w:val="%1."/>
+      <w:lvlJc w:val="left"/>
+      <w:pPr>
+        <w:ind w:left="540" w:hanging="360"/>
+      </w:pPr>
+    </w:lvl>
+  </w:abstractNum>
+  <w:abstractNum w:abstractNumId="27" w15:restartNumberingAfterBreak="0">
+    <w:multiLevelType w:val="hybridMultilevel"/>
+    <w:lvl w:ilvl="0" w15:tentative="1">
+      <w:start w:val="1"/>
+      <w:numFmt w:val="decimal"/>
+      <w:lvlText w:val="%1."/>
+      <w:lvlJc w:val="left"/>
+      <w:pPr>
+        <w:ind w:left="540" w:hanging="360"/>
+      </w:pPr>
+    </w:lvl>
+  </w:abstractNum>
+  <w:abstractNum w:abstractNumId="28" w15:restartNumberingAfterBreak="0">
+    <w:multiLevelType w:val="hybridMultilevel"/>
+    <w:lvl w:ilvl="0" w15:tentative="1">
+      <w:start w:val="1"/>
+      <w:numFmt w:val="decimal"/>
+      <w:lvlText w:val="%1."/>
+      <w:lvlJc w:val="left"/>
+      <w:pPr>
+        <w:ind w:left="540" w:hanging="360"/>
+      </w:pPr>
+    </w:lvl>
+  </w:abstractNum>
+  <w:abstractNum w:abstractNumId="29" w15:restartNumberingAfterBreak="0">
+    <w:multiLevelType w:val="hybridMultilevel"/>
+    <w:lvl w:ilvl="0" w15:tentative="1">
+      <w:start w:val="1"/>
+      <w:numFmt w:val="decimal"/>
+      <w:lvlText w:val="%1."/>
+      <w:lvlJc w:val="left"/>
+      <w:pPr>
+        <w:ind w:left="540" w:hanging="360"/>
+      </w:pPr>
+    </w:lvl>
+  </w:abstractNum>
+  <w:abstractNum w:abstractNumId="30" w15:restartNumberingAfterBreak="0">
+    <w:multiLevelType w:val="hybridMultilevel"/>
+    <w:lvl w:ilvl="0" w15:tentative="1">
+      <w:start w:val="1"/>
+      <w:numFmt w:val="decimal"/>
+      <w:lvlText w:val="%1."/>
+      <w:lvlJc w:val="left"/>
+      <w:pPr>
+        <w:ind w:left="540" w:hanging="360"/>
+      </w:pPr>
+    </w:lvl>
+  </w:abstractNum>
+  <w:abstractNum w:abstractNumId="31" w15:restartNumberingAfterBreak="0">
+    <w:multiLevelType w:val="hybridMultilevel"/>
+    <w:lvl w:ilvl="0" w15:tentative="1">
+      <w:start w:val="1"/>
+      <w:numFmt w:val="decimal"/>
+      <w:lvlText w:val="%1."/>
+      <w:lvlJc w:val="left"/>
+      <w:pPr>
+        <w:ind w:left="540" w:hanging="360"/>
+      </w:pPr>
+    </w:lvl>
+  </w:abstractNum>
+  <w:abstractNum w:abstractNumId="32" w15:restartNumberingAfterBreak="0">
+    <w:multiLevelType w:val="hybridMultilevel"/>
+    <w:lvl w:ilvl="0" w15:tentative="1">
+      <w:start w:val="1"/>
+      <w:numFmt w:val="decimal"/>
+      <w:lvlText w:val="%1."/>
+      <w:lvlJc w:val="left"/>
+      <w:pPr>
+        <w:ind w:left="540" w:hanging="360"/>
+      </w:pPr>
+    </w:lvl>
+  </w:abstractNum>
+  <w:abstractNum w:abstractNumId="33" w15:restartNumberingAfterBreak="0">
+    <w:multiLevelType w:val="hybridMultilevel"/>
+    <w:lvl w:ilvl="0" w15:tentative="1">
+      <w:start w:val="1"/>
+      <w:numFmt w:val="decimal"/>
+      <w:lvlText w:val="%1."/>
+      <w:lvlJc w:val="left"/>
+      <w:pPr>
+        <w:ind w:left="540" w:hanging="360"/>
+      </w:pPr>
+    </w:lvl>
+  </w:abstractNum>
+  <w:abstractNum w:abstractNumId="34" w15:restartNumberingAfterBreak="0">
+    <w:multiLevelType w:val="hybridMultilevel"/>
+    <w:lvl w:ilvl="0" w15:tentative="1">
+      <w:start w:val="1"/>
+      <w:numFmt w:val="decimal"/>
+      <w:lvlText w:val="%1."/>
+      <w:lvlJc w:val="left"/>
+      <w:pPr>
+        <w:ind w:left="540" w:hanging="360"/>
+      </w:pPr>
+    </w:lvl>
+  </w:abstractNum>
+  <w:abstractNum w:abstractNumId="35" w15:restartNumberingAfterBreak="0">
+    <w:multiLevelType w:val="hybridMultilevel"/>
+    <w:lvl w:ilvl="0" w15:tentative="1">
+      <w:start w:val="1"/>
+      <w:numFmt w:val="decimal"/>
+      <w:lvlText w:val="%1."/>
+      <w:lvlJc w:val="left"/>
+      <w:pPr>
+        <w:ind w:left="540" w:hanging="360"/>
+      </w:pPr>
+    </w:lvl>
+  </w:abstractNum>
+  <w:abstractNum w:abstractNumId="36" w15:restartNumberingAfterBreak="0">
+    <w:multiLevelType w:val="hybridMultilevel"/>
+    <w:lvl w:ilvl="0" w15:tentative="1">
+      <w:start w:val="1"/>
+      <w:numFmt w:val="decimal"/>
+      <w:lvlText w:val="%1."/>
+      <w:lvlJc w:val="left"/>
+      <w:pPr>
+        <w:ind w:left="540" w:hanging="360"/>
+      </w:pPr>
+    </w:lvl>
+  </w:abstractNum>
+  <w:abstractNum w:abstractNumId="37" w15:restartNumberingAfterBreak="0">
+    <w:multiLevelType w:val="hybridMultilevel"/>
+    <w:lvl w:ilvl="0" w15:tentative="1">
+      <w:start w:val="1"/>
+      <w:numFmt w:val="decimal"/>
+      <w:lvlText w:val="%1."/>
+      <w:lvlJc w:val="left"/>
+      <w:pPr>
+        <w:ind w:left="540" w:hanging="360"/>
+      </w:pPr>
+    </w:lvl>
+  </w:abstractNum>
+  <w:abstractNum w:abstractNumId="38" w15:restartNumberingAfterBreak="0">
+    <w:multiLevelType w:val="hybridMultilevel"/>
+    <w:lvl w:ilvl="0" w15:tentative="1">
+      <w:start w:val="1"/>
+      <w:numFmt w:val="decimal"/>
+      <w:lvlText w:val="%1."/>
+      <w:lvlJc w:val="left"/>
+      <w:pPr>
+        <w:ind w:left="540" w:hanging="360"/>
+      </w:pPr>
+    </w:lvl>
+  </w:abstractNum>
+  <w:abstractNum w:abstractNumId="39" w15:restartNumberingAfterBreak="0">
+    <w:multiLevelType w:val="hybridMultilevel"/>
+    <w:lvl w:ilvl="0" w15:tentative="1">
+      <w:start w:val="1"/>
+      <w:numFmt w:val="decimal"/>
+      <w:lvlText w:val="%1."/>
+      <w:lvlJc w:val="left"/>
+      <w:pPr>
+        <w:ind w:left="540" w:hanging="360"/>
+      </w:pPr>
+    </w:lvl>
+  </w:abstractNum>
+  <w:abstractNum w:abstractNumId="40" w15:restartNumberingAfterBreak="0">
+    <w:multiLevelType w:val="hybridMultilevel"/>
+    <w:lvl w:ilvl="0" w15:tentative="1">
+      <w:start w:val="1"/>
+      <w:numFmt w:val="decimal"/>
+      <w:lvlText w:val="%1."/>
+      <w:lvlJc w:val="left"/>
+      <w:pPr>
+        <w:ind w:left="540" w:hanging="360"/>
+      </w:pPr>
+    </w:lvl>
+  </w:abstractNum>
+  <w:abstractNum w:abstractNumId="41" w15:restartNumberingAfterBreak="0">
+    <w:multiLevelType w:val="hybridMultilevel"/>
+    <w:lvl w:ilvl="0" w15:tentative="1">
+      <w:start w:val="1"/>
+      <w:numFmt w:val="decimal"/>
+      <w:lvlText w:val="%1."/>
+      <w:lvlJc w:val="left"/>
+      <w:pPr>
+        <w:ind w:left="540" w:hanging="360"/>
+      </w:pPr>
+    </w:lvl>
+  </w:abstractNum>
+  <w:abstractNum w:abstractNumId="42" w15:restartNumberingAfterBreak="0">
+    <w:multiLevelType w:val="hybridMultilevel"/>
+    <w:lvl w:ilvl="0" w15:tentative="1">
+      <w:start w:val="1"/>
+      <w:numFmt w:val="decimal"/>
+      <w:lvlText w:val="%1."/>
+      <w:lvlJc w:val="left"/>
+      <w:pPr>
+        <w:ind w:left="540" w:hanging="360"/>
+      </w:pPr>
+    </w:lvl>
+  </w:abstractNum>
+  <w:abstractNum w:abstractNumId="43" w15:restartNumberingAfterBreak="0">
+    <w:multiLevelType w:val="hybridMultilevel"/>
+    <w:lvl w:ilvl="0" w15:tentative="1">
+      <w:start w:val="1"/>
+      <w:numFmt w:val="decimal"/>
+      <w:lvlText w:val="%1."/>
+      <w:lvlJc w:val="left"/>
+      <w:pPr>
+        <w:ind w:left="540" w:hanging="360"/>
+      </w:pPr>
+    </w:lvl>
+  </w:abstractNum>
+  <w:abstractNum w:abstractNumId="44" w15:restartNumberingAfterBreak="0">
+    <w:multiLevelType w:val="hybridMultilevel"/>
+    <w:lvl w:ilvl="0" w15:tentative="1">
+      <w:start w:val="1"/>
+      <w:numFmt w:val="decimal"/>
+      <w:lvlText w:val="%1."/>
+      <w:lvlJc w:val="left"/>
+      <w:pPr>
+        <w:ind w:left="540" w:hanging="360"/>
+      </w:pPr>
+    </w:lvl>
+  </w:abstractNum>
+  <w:abstractNum w:abstractNumId="45" w15:restartNumberingAfterBreak="0">
+    <w:multiLevelType w:val="hybridMultilevel"/>
+    <w:lvl w:ilvl="0" w15:tentative="1">
+      <w:start w:val="1"/>
+      <w:numFmt w:val="decimal"/>
+      <w:lvlText w:val="%1."/>
+      <w:lvlJc w:val="left"/>
+      <w:pPr>
+        <w:ind w:left="540" w:hanging="360"/>
+      </w:pPr>
+    </w:lvl>
+  </w:abstractNum>
+  <w:abstractNum w:abstractNumId="46" w15:restartNumberingAfterBreak="0">
+    <w:multiLevelType w:val="hybridMultilevel"/>
+    <w:lvl w:ilvl="0" w15:tentative="1">
+      <w:start w:val="1"/>
+      <w:numFmt w:val="decimal"/>
+      <w:lvlText w:val="%1."/>
+      <w:lvlJc w:val="left"/>
+      <w:pPr>
+        <w:ind w:left="540" w:hanging="360"/>
+      </w:pPr>
+    </w:lvl>
+  </w:abstractNum>
+  <w:abstractNum w:abstractNumId="47" w15:restartNumberingAfterBreak="0">
+    <w:multiLevelType w:val="hybridMultilevel"/>
+    <w:lvl w:ilvl="0" w15:tentative="1">
+      <w:start w:val="1"/>
+      <w:numFmt w:val="decimal"/>
+      <w:lvlText w:val="%1."/>
+      <w:lvlJc w:val="left"/>
+      <w:pPr>
+        <w:ind w:left="540" w:hanging="360"/>
+      </w:pPr>
+    </w:lvl>
+  </w:abstractNum>
+  <w:abstractNum w:abstractNumId="48" w15:restartNumberingAfterBreak="0">
+    <w:multiLevelType w:val="hybridMultilevel"/>
+    <w:lvl w:ilvl="0" w15:tentative="1">
+      <w:start w:val="1"/>
+      <w:numFmt w:val="decimal"/>
+      <w:lvlText w:val="%1."/>
+      <w:lvlJc w:val="left"/>
+      <w:pPr>
+        <w:ind w:left="540" w:hanging="360"/>
+      </w:pPr>
+    </w:lvl>
+  </w:abstractNum>
+  <w:abstractNum w:abstractNumId="49" w15:restartNumberingAfterBreak="0">
+    <w:multiLevelType w:val="hybridMultilevel"/>
+    <w:lvl w:ilvl="0" w15:tentative="1">
+      <w:start w:val="1"/>
+      <w:numFmt w:val="decimal"/>
+      <w:lvlText w:val="%1."/>
+      <w:lvlJc w:val="left"/>
+      <w:pPr>
+        <w:ind w:left="540" w:hanging="360"/>
+      </w:pPr>
+    </w:lvl>
+  </w:abstractNum>
+  <w:abstractNum w:abstractNumId="50" w15:restartNumberingAfterBreak="0">
+    <w:multiLevelType w:val="hybridMultilevel"/>
+    <w:lvl w:ilvl="0" w15:tentative="1">
+      <w:start w:val="1"/>
+      <w:numFmt w:val="decimal"/>
+      <w:lvlText w:val="%1."/>
+      <w:lvlJc w:val="left"/>
+      <w:pPr>
+        <w:ind w:left="540" w:hanging="360"/>
+      </w:pPr>
+    </w:lvl>
+  </w:abstractNum>
+  <w:abstractNum w:abstractNumId="51" w15:restartNumberingAfterBreak="0">
+    <w:multiLevelType w:val="hybridMultilevel"/>
+    <w:lvl w:ilvl="0" w15:tentative="1">
+      <w:start w:val="1"/>
+      <w:numFmt w:val="decimal"/>
+      <w:lvlText w:val="%1."/>
+      <w:lvlJc w:val="left"/>
+      <w:pPr>
+        <w:ind w:left="540" w:hanging="360"/>
+      </w:pPr>
+    </w:lvl>
+  </w:abstractNum>
+  <w:abstractNum w:abstractNumId="52" w15:restartNumberingAfterBreak="0">
+    <w:multiLevelType w:val="hybridMultilevel"/>
+    <w:lvl w:ilvl="0" w15:tentative="1">
+      <w:start w:val="1"/>
+      <w:numFmt w:val="decimal"/>
+      <w:lvlText w:val="%1."/>
+      <w:lvlJc w:val="left"/>
+      <w:pPr>
+        <w:ind w:left="540" w:hanging="360"/>
+      </w:pPr>
+    </w:lvl>
+  </w:abstractNum>
+  <w:abstractNum w:abstractNumId="53" w15:restartNumberingAfterBreak="0">
+    <w:multiLevelType w:val="hybridMultilevel"/>
+    <w:lvl w:ilvl="0" w15:tentative="1">
+      <w:start w:val="1"/>
+      <w:numFmt w:val="decimal"/>
+      <w:lvlText w:val="%1."/>
+      <w:lvlJc w:val="left"/>
+      <w:pPr>
+        <w:ind w:left="540" w:hanging="360"/>
+      </w:pPr>
+    </w:lvl>
+  </w:abstractNum>
+  <w:abstractNum w:abstractNumId="54" w15:restartNumberingAfterBreak="0">
+    <w:multiLevelType w:val="hybridMultilevel"/>
+    <w:lvl w:ilvl="0" w15:tentative="1">
+      <w:start w:val="1"/>
+      <w:numFmt w:val="decimal"/>
+      <w:lvlText w:val="%1."/>
+      <w:lvlJc w:val="left"/>
+      <w:pPr>
+        <w:ind w:left="540" w:hanging="360"/>
+      </w:pPr>
+    </w:lvl>
+  </w:abstractNum>
+  <w:abstractNum w:abstractNumId="55" w15:restartNumberingAfterBreak="0">
+    <w:multiLevelType w:val="hybridMultilevel"/>
+    <w:lvl w:ilvl="0" w15:tentative="1">
+      <w:start w:val="1"/>
+      <w:numFmt w:val="decimal"/>
+      <w:lvlText w:val="%1."/>
+      <w:lvlJc w:val="left"/>
+      <w:pPr>
+        <w:ind w:left="540" w:hanging="360"/>
+      </w:pPr>
+    </w:lvl>
+  </w:abstractNum>
+  <w:abstractNum w:abstractNumId="56" w15:restartNumberingAfterBreak="0">
+    <w:multiLevelType w:val="hybridMultilevel"/>
+    <w:lvl w:ilvl="0" w15:tentative="1">
+      <w:start w:val="1"/>
+      <w:numFmt w:val="decimal"/>
+      <w:lvlText w:val="%1."/>
+      <w:lvlJc w:val="left"/>
+      <w:pPr>
+        <w:ind w:left="540" w:hanging="360"/>
+      </w:pPr>
+    </w:lvl>
+  </w:abstractNum>
+  <w:abstractNum w:abstractNumId="57" w15:restartNumberingAfterBreak="0">
+    <w:multiLevelType w:val="hybridMultilevel"/>
+    <w:lvl w:ilvl="0" w15:tentative="1">
+      <w:start w:val="1"/>
+      <w:numFmt w:val="decimal"/>
+      <w:lvlText w:val="%1."/>
+      <w:lvlJc w:val="left"/>
+      <w:pPr>
+        <w:ind w:left="540" w:hanging="360"/>
+      </w:pPr>
+    </w:lvl>
+  </w:abstractNum>
+  <w:abstractNum w:abstractNumId="58" w15:restartNumberingAfterBreak="0">
+    <w:multiLevelType w:val="hybridMultilevel"/>
+    <w:lvl w:ilvl="0" w15:tentative="1">
+      <w:start w:val="1"/>
+      <w:numFmt w:val="decimal"/>
+      <w:lvlText w:val="%1."/>
+      <w:lvlJc w:val="left"/>
+      <w:pPr>
+        <w:ind w:left="540" w:hanging="360"/>
+      </w:pPr>
+    </w:lvl>
+  </w:abstractNum>
+  <w:abstractNum w:abstractNumId="59" w15:restartNumberingAfterBreak="0">
+    <w:multiLevelType w:val="hybridMultilevel"/>
+    <w:lvl w:ilvl="0" w15:tentative="1">
+      <w:start w:val="1"/>
+      <w:numFmt w:val="decimal"/>
+      <w:lvlText w:val="%1."/>
+      <w:lvlJc w:val="left"/>
+      <w:pPr>
+        <w:ind w:left="540" w:hanging="360"/>
+      </w:pPr>
+    </w:lvl>
+  </w:abstractNum>
+  <w:abstractNum w:abstractNumId="60" w15:restartNumberingAfterBreak="0">
+    <w:multiLevelType w:val="hybridMultilevel"/>
+    <w:lvl w:ilvl="0" w15:tentative="1">
+      <w:start w:val="1"/>
+      <w:numFmt w:val="decimal"/>
+      <w:lvlText w:val="%1."/>
+      <w:lvlJc w:val="left"/>
+      <w:pPr>
+        <w:ind w:left="540" w:hanging="360"/>
+      </w:pPr>
+    </w:lvl>
+  </w:abstractNum>
+  <w:abstractNum w:abstractNumId="61" w15:restartNumberingAfterBreak="0">
+    <w:multiLevelType w:val="hybridMultilevel"/>
+    <w:lvl w:ilvl="0" w15:tentative="1">
+      <w:start w:val="1"/>
+      <w:numFmt w:val="decimal"/>
+      <w:lvlText w:val="%1."/>
+      <w:lvlJc w:val="left"/>
+      <w:pPr>
+        <w:ind w:left="540" w:hanging="360"/>
+      </w:pPr>
+    </w:lvl>
+  </w:abstractNum>
+  <w:abstractNum w:abstractNumId="62" w15:restartNumberingAfterBreak="0">
     <w:multiLevelType w:val="hybridMultilevel"/>
     <w:lvl w:ilvl="0" w15:tentative="1">
       <w:start w:val="1"/>
